--- a/Fonte_Sigilosa/대본/8부/6화_A_ultima_infiltracao.docx
+++ b/Fonte_Sigilosa/대본/8부/6화_A_ultima_infiltracao.docx
@@ -4632,7 +4632,7 @@
           <w:color w:val="808080"/>
           <w:sz w:val="18"/>
         </w:rPr>
-        <w:t>그리고 「회계사는 이미 비용이 됐다」. 어젯밤 본인이 나한테 똑같은 말을 했어.</w:t>
+        <w:t>그리고 「회계사는 이미 비용이 됐다」. 어젯밤 본인이 나한테 그 말을 했어.</w:t>
       </w:r>
     </w:p>
     <w:p>
